--- a/Dggg-Ppc/G402-Gn2.docx
+++ b/Dggg-Ppc/G402-Gn2.docx
@@ -142,7 +142,7 @@
           <w:u w:val="single" w:color="800000"/>
           <w:lang w:val="la-Latn"/>
         </w:rPr>
-        <w:t>Decensus Christi ad Infernos</w:t>
+        <w:t>Decensus Christi ad Inferos</w:t>
       </w:r>
     </w:p>
     <w:p>
@@ -4053,7 +4053,21 @@
           <w:u w:color="003300"/>
           <w:lang w:val="la-Latn"/>
         </w:rPr>
-        <w:t>Et ecce subito infernus contremuit, et portae mortis et serae comminutae et vectes ferrei confracti sunt et ceciderant in terram, et patefacta sunt omnia. Et Satanas remansit in medium, stabatque confusus et deiectus, conligatus compede in pedibus. Et ecce dominus Iesus Christus veniens in claritate excelsi luminis mansuetus, magnus et humilis, catenam suis deportans manibus Satan cum collo ligavit, et iterum a tergo ei religans manus resupinum eum elisit in tartarum, pedemque suum sanctum ei posuit in gutture, dicens Per omnia secula multa mala fecisti, ullo modo non quievisti: hodie te trado igni perpetuo. Vocatoque cito inferno ait illi praecipiens Tolle hunc pessimum ac nequissimum, et sub tua habeto custodia usque in diem illum quo tibi praecepero. Qui accepto eodem sub pedibus domini demersus est cum eo in profundum abyssi,</w:t>
+        <w:t>Et ecce subito infernus contremuit, et portae mortis et serae comminutae et vectes ferrei confracti sunt et ceciderant in terram, et patefacta sunt omnia. Et Satanas remansit in medium, stabatque confusus et deiectus, conligatus compede in pedibus. Et ecce dominus Iesus Christus veniens in claritate excelsi luminis mansuetus, magnus et humilis, catenam suis deportans manibus Satan cum collo ligavit, et iterum a tergo ei religans manus resupinum eum elisit in tartarum, pedemque suum sanctum ei posuit in gutture, dicens Per omnia secula multa mala fecisti, ullo modo non quievisti: hodie te trado igni perpetuo. Vocatoque cito inferno ait illi praecipiens Tolle hunc pessimum ac nequissimum, et sub tua habeto custodia usque in diem illum quo tibi praecepero. Qui accepto eodem sub pedibus domini demersus est cum eo in profundum abyssi</w:t>
+      </w:r>
+      <w:r>
+        <w:rPr>
+          <w:rFonts w:ascii="Gentium" w:hAnsi="Gentium" w:cs="Gentium"/>
+          <w:i/>
+          <w:iCs/>
+          <w:noProof/>
+          <w:color w:val="1F497D" w:themeColor="text2"/>
+          <w:sz w:val="28"/>
+          <w:szCs w:val="28"/>
+          <w:u w:color="003300"/>
+          <w:lang w:val="la-Latn"/>
+        </w:rPr>
+        <w:t>.</w:t>
       </w:r>
     </w:p>
     <w:p>
@@ -4383,7 +4397,35 @@
           <w:u w:color="003300"/>
           <w:lang w:val="la-Latn"/>
         </w:rPr>
-        <w:t>Tunc omnes sancti adorantes eum clamaverunt dicentes Benedictus qui venit in nomine domini: deus dominus illuxit nobis. Amen per omnia secula. Alleluia in seculum seculi: laus honor virtus gloria, quia advenisti ex alto nos visitans. Alleluia cantantes per omnia et congaudentes de gloria concurrebant sub manibus domini. Tunc salvator perscrutans de omnibus momordidit infernum, quantocius partem deiecit in tartarum, partem secum reduxit ad súperos.</w:t>
+        <w:t>Tunc omnes sancti adorantes eum clamaverunt dicentes Benedictus qui venit in nomine domini: deus dominus illuxit nobis. Amen per omnia secula. Alleluia in seculum seculi: laus honor virtus gloria, quia advenisti ex alto nos visitans. Alleluia cantantes per omnia et congaudentes de gloria concurrebant sub manibus domini. Tunc salvator perscrutans de omnibus momordidit infernum, quantocius partem deiecit in tartarum, partem secum reduxit ad s</w:t>
+      </w:r>
+      <w:r>
+        <w:rPr>
+          <w:rFonts w:ascii="Gentium" w:hAnsi="Gentium" w:cs="Gentium"/>
+          <w:i/>
+          <w:iCs/>
+          <w:noProof/>
+          <w:color w:val="1F497D" w:themeColor="text2"/>
+          <w:sz w:val="28"/>
+          <w:szCs w:val="28"/>
+          <w:u w:color="003300"/>
+          <w:lang w:val="la-Latn"/>
+        </w:rPr>
+        <w:t>u</w:t>
+      </w:r>
+      <w:r>
+        <w:rPr>
+          <w:rFonts w:ascii="Gentium" w:hAnsi="Gentium" w:cs="Gentium"/>
+          <w:i/>
+          <w:iCs/>
+          <w:noProof/>
+          <w:color w:val="1F497D" w:themeColor="text2"/>
+          <w:sz w:val="28"/>
+          <w:szCs w:val="28"/>
+          <w:u w:color="003300"/>
+          <w:lang w:val="la-Latn"/>
+        </w:rPr>
+        <w:t>peros.</w:t>
       </w:r>
     </w:p>
     <w:p>
